--- a/therapy-protocols/Shoulder-Hemiarthroplasty.docx
+++ b/therapy-protocols/Shoulder-Hemiarthroplasty.docx
@@ -4,7 +4,7 @@
   <w:body>
     <w:p>
       <w:pPr>
-        <w:spacing w:before="0" w:after="40" w:line="264" w:lineRule="exact"/>
+        <w:spacing w:before="0" w:after="60" w:line="269" w:lineRule="exact"/>
         <w:jc w:val="center"/>
       </w:pPr>
       <w:r>
@@ -18,7 +18,7 @@
     </w:p>
     <w:p>
       <w:pPr>
-        <w:spacing w:before="0" w:after="40" w:line="176" w:lineRule="exact"/>
+        <w:spacing w:before="0" w:after="20" w:line="179" w:lineRule="exact"/>
         <w:jc w:val="left"/>
       </w:pPr>
       <w:r>
@@ -27,12 +27,26 @@
           <w:i w:val="0"/>
           <w:sz w:val="16"/>
         </w:rPr>
-        <w:t>Name: _______________________  Date of Surgery: ___________  Frequency: 2-3x/week</w:t>
+        <w:t>Name: _____________________  Diagnosis: _____________________  Date of Surgery: ____________</w:t>
       </w:r>
     </w:p>
     <w:p>
       <w:pPr>
-        <w:spacing w:before="40" w:after="20" w:line="220" w:lineRule="exact"/>
+        <w:spacing w:before="0" w:after="60" w:line="179" w:lineRule="exact"/>
+        <w:jc w:val="left"/>
+      </w:pPr>
+      <w:r>
+        <w:rPr>
+          <w:b w:val="0"/>
+          <w:i w:val="0"/>
+          <w:sz w:val="16"/>
+        </w:rPr>
+        <w:t>Frequency: 2-3 times / week</w:t>
+      </w:r>
+    </w:p>
+    <w:p>
+      <w:pPr>
+        <w:spacing w:before="60" w:after="20" w:line="224" w:lineRule="exact"/>
         <w:jc w:val="left"/>
       </w:pPr>
       <w:r>
@@ -46,7 +60,7 @@
     </w:p>
     <w:p>
       <w:pPr>
-        <w:spacing w:before="0" w:after="40" w:line="198" w:lineRule="exact"/>
+        <w:spacing w:before="0" w:after="40" w:line="202" w:lineRule="exact"/>
         <w:jc w:val="left"/>
       </w:pPr>
       <w:r>
@@ -55,12 +69,26 @@
           <w:i w:val="0"/>
           <w:sz w:val="18"/>
         </w:rPr>
-        <w:t>Sling for 6 weeks. Pendulums, elbow/wrist/hand ROM, grip strengthening.</w:t>
+        <w:t>Sling for 6 weeks.</w:t>
       </w:r>
     </w:p>
     <w:p>
       <w:pPr>
-        <w:spacing w:before="40" w:after="20" w:line="220" w:lineRule="exact"/>
+        <w:spacing w:before="0" w:after="40" w:line="202" w:lineRule="exact"/>
+        <w:jc w:val="left"/>
+      </w:pPr>
+      <w:r>
+        <w:rPr>
+          <w:b w:val="0"/>
+          <w:i w:val="0"/>
+          <w:sz w:val="18"/>
+        </w:rPr>
+        <w:t>Pendulums, elbow/wrist/hand ROM, grip strengthening.</w:t>
+      </w:r>
+    </w:p>
+    <w:p>
+      <w:pPr>
+        <w:spacing w:before="60" w:after="20" w:line="224" w:lineRule="exact"/>
         <w:jc w:val="left"/>
       </w:pPr>
       <w:r>
@@ -74,7 +102,7 @@
     </w:p>
     <w:p>
       <w:pPr>
-        <w:spacing w:before="0" w:after="40" w:line="198" w:lineRule="exact"/>
+        <w:spacing w:before="0" w:after="40" w:line="202" w:lineRule="exact"/>
         <w:jc w:val="left"/>
       </w:pPr>
       <w:r>
@@ -83,12 +111,26 @@
           <w:i w:val="0"/>
           <w:sz w:val="18"/>
         </w:rPr>
-        <w:t>True PROM only. Subscapularis healing. Max 90° FF / 30° ER at side; ABD max 60°</w:t>
+        <w:t>True PROM only. Subscapularis healing.</w:t>
       </w:r>
     </w:p>
     <w:p>
       <w:pPr>
-        <w:spacing w:before="40" w:after="20" w:line="220" w:lineRule="exact"/>
+        <w:spacing w:before="0" w:after="40" w:line="202" w:lineRule="exact"/>
+        <w:jc w:val="left"/>
+      </w:pPr>
+      <w:r>
+        <w:rPr>
+          <w:b w:val="0"/>
+          <w:i w:val="0"/>
+          <w:sz w:val="18"/>
+        </w:rPr>
+        <w:t>Max 90° FF / 30° ER at side; ABD max 60°.</w:t>
+      </w:r>
+    </w:p>
+    <w:p>
+      <w:pPr>
+        <w:spacing w:before="60" w:after="20" w:line="224" w:lineRule="exact"/>
         <w:jc w:val="left"/>
       </w:pPr>
       <w:r>
@@ -102,7 +144,7 @@
     </w:p>
     <w:p>
       <w:pPr>
-        <w:spacing w:before="0" w:after="40" w:line="198" w:lineRule="exact"/>
+        <w:spacing w:before="0" w:after="40" w:line="202" w:lineRule="exact"/>
         <w:jc w:val="left"/>
       </w:pPr>
       <w:r>
@@ -111,12 +153,26 @@
           <w:i w:val="0"/>
           <w:sz w:val="18"/>
         </w:rPr>
-        <w:t>Begin AAROM, progress to AROM. Isometrics at 8 weeks.</w:t>
+        <w:t>Begin AAROM, progress to AROM.</w:t>
       </w:r>
     </w:p>
     <w:p>
       <w:pPr>
-        <w:spacing w:before="40" w:after="20" w:line="220" w:lineRule="exact"/>
+        <w:spacing w:before="0" w:after="40" w:line="202" w:lineRule="exact"/>
+        <w:jc w:val="left"/>
+      </w:pPr>
+      <w:r>
+        <w:rPr>
+          <w:b w:val="0"/>
+          <w:i w:val="0"/>
+          <w:sz w:val="18"/>
+        </w:rPr>
+        <w:t>Isometrics at 8 weeks.</w:t>
+      </w:r>
+    </w:p>
+    <w:p>
+      <w:pPr>
+        <w:spacing w:before="60" w:after="20" w:line="224" w:lineRule="exact"/>
         <w:jc w:val="left"/>
       </w:pPr>
       <w:r>
@@ -130,7 +186,7 @@
     </w:p>
     <w:p>
       <w:pPr>
-        <w:spacing w:before="0" w:after="40" w:line="198" w:lineRule="exact"/>
+        <w:spacing w:before="0" w:after="40" w:line="202" w:lineRule="exact"/>
         <w:jc w:val="left"/>
       </w:pPr>
       <w:r>
@@ -139,12 +195,40 @@
           <w:i w:val="0"/>
           <w:sz w:val="18"/>
         </w:rPr>
-        <w:t>Progress strengthening. Sports rehab at 4.5 months. MMI at 9-12 months.</w:t>
+        <w:t>Progress strengthening.</w:t>
       </w:r>
     </w:p>
     <w:p>
       <w:pPr>
-        <w:spacing w:before="60" w:after="20" w:line="154" w:lineRule="exact"/>
+        <w:spacing w:before="0" w:after="40" w:line="202" w:lineRule="exact"/>
+        <w:jc w:val="left"/>
+      </w:pPr>
+      <w:r>
+        <w:rPr>
+          <w:b w:val="0"/>
+          <w:i w:val="0"/>
+          <w:sz w:val="18"/>
+        </w:rPr>
+        <w:t>Sports rehab at 4.5 months.</w:t>
+      </w:r>
+    </w:p>
+    <w:p>
+      <w:pPr>
+        <w:spacing w:before="0" w:after="40" w:line="202" w:lineRule="exact"/>
+        <w:jc w:val="left"/>
+      </w:pPr>
+      <w:r>
+        <w:rPr>
+          <w:b w:val="0"/>
+          <w:i w:val="0"/>
+          <w:sz w:val="18"/>
+        </w:rPr>
+        <w:t>MMI at 9-12 months.</w:t>
+      </w:r>
+    </w:p>
+    <w:p>
+      <w:pPr>
+        <w:spacing w:before="60" w:after="20" w:line="157" w:lineRule="exact"/>
         <w:jc w:val="left"/>
       </w:pPr>
       <w:r>
@@ -158,7 +242,21 @@
     </w:p>
     <w:p>
       <w:pPr>
-        <w:spacing w:before="0" w:after="0" w:line="176" w:lineRule="exact"/>
+        <w:spacing w:before="60" w:after="0" w:line="134" w:lineRule="exact"/>
+        <w:jc w:val="left"/>
+      </w:pPr>
+      <w:r>
+        <w:rPr>
+          <w:b w:val="0"/>
+          <w:i/>
+          <w:sz w:val="12"/>
+        </w:rPr>
+        <w:t>Primary Reference: Neer CS. Displaced proximal humeral fractures. Part II. Treatment of three-part and four-part displacement. JBJS Am, 1970.</w:t>
+      </w:r>
+    </w:p>
+    <w:p>
+      <w:pPr>
+        <w:spacing w:before="80" w:after="0" w:line="179" w:lineRule="exact"/>
         <w:jc w:val="left"/>
       </w:pPr>
       <w:r>
@@ -167,7 +265,7 @@
           <w:i w:val="0"/>
           <w:sz w:val="16"/>
         </w:rPr>
-        <w:t>Signature: _____________________________  Date: ______________</w:t>
+        <w:t>Signature: _____________________________   Date: ______________</w:t>
       </w:r>
     </w:p>
     <w:sectPr>
